--- a/data/exports/environmental-chemistry_revision_notes.docx
+++ b/data/exports/environmental-chemistry_revision_notes.docx
@@ -189,7 +189,7 @@
                 <w:color w:val="2D3748"/>
                 <w:sz w:val="19"/>
               </w:rPr>
-              <w:t>Environmental Chemistry - Core Application</w:t>
+              <w:t>Environmental Chemistry — Standard Calculations &amp; Problem Archetypes</w:t>
             </w:r>
           </w:p>
         </w:tc>
@@ -209,7 +209,7 @@
               <w:rPr>
                 <w:sz w:val="19"/>
               </w:rPr>
-              <w:t>96 PYQs</w:t>
+              <w:t>51 PYQs</w:t>
             </w:r>
           </w:p>
         </w:tc>
@@ -230,7 +230,181 @@
                 <w:color w:val="718096"/>
                 <w:sz w:val="19"/>
               </w:rPr>
-              <w:t>General Concept</w:t>
+              <w:t>Quantitative Analysis</w:t>
+            </w:r>
+          </w:p>
+        </w:tc>
+      </w:tr>
+      <w:tr>
+        <w:tc>
+          <w:tcPr>
+            <w:tcW w:type="dxa" w:w="2160"/>
+            <w:shd w:fill="FFFFFF"/>
+            <w:tcMar>
+              <w:top w:w="80" w:type="dxa"/>
+              <w:bottom w:w="80" w:type="dxa"/>
+              <w:left w:w="150" w:type="dxa"/>
+              <w:right w:w="150" w:type="dxa"/>
+            </w:tcMar>
+          </w:tcPr>
+          <w:p>
+            <w:r>
+              <w:rPr>
+                <w:b/>
+                <w:color w:val="C53030"/>
+                <w:sz w:val="19"/>
+              </w:rPr>
+              <w:t>Very High</w:t>
+            </w:r>
+          </w:p>
+        </w:tc>
+        <w:tc>
+          <w:tcPr>
+            <w:tcW w:type="dxa" w:w="4320"/>
+            <w:shd w:fill="FFFFFF"/>
+            <w:tcMar>
+              <w:top w:w="80" w:type="dxa"/>
+              <w:bottom w:w="80" w:type="dxa"/>
+              <w:left w:w="150" w:type="dxa"/>
+              <w:right w:w="150" w:type="dxa"/>
+            </w:tcMar>
+          </w:tcPr>
+          <w:p>
+            <w:r>
+              <w:rPr>
+                <w:b/>
+                <w:color w:val="2D3748"/>
+                <w:sz w:val="19"/>
+              </w:rPr>
+              <w:t>Environmental Chemistry — Applied Cases, Reactions &amp; Traps</w:t>
+            </w:r>
+          </w:p>
+        </w:tc>
+        <w:tc>
+          <w:tcPr>
+            <w:tcW w:type="dxa" w:w="1728"/>
+            <w:shd w:fill="FFFFFF"/>
+            <w:tcMar>
+              <w:top w:w="80" w:type="dxa"/>
+              <w:bottom w:w="80" w:type="dxa"/>
+              <w:left w:w="150" w:type="dxa"/>
+              <w:right w:w="150" w:type="dxa"/>
+            </w:tcMar>
+          </w:tcPr>
+          <w:p>
+            <w:r>
+              <w:rPr>
+                <w:sz w:val="19"/>
+              </w:rPr>
+              <w:t>41 PYQs</w:t>
+            </w:r>
+          </w:p>
+        </w:tc>
+        <w:tc>
+          <w:tcPr>
+            <w:tcW w:type="dxa" w:w="1872"/>
+            <w:shd w:fill="FFFFFF"/>
+            <w:tcMar>
+              <w:top w:w="80" w:type="dxa"/>
+              <w:bottom w:w="80" w:type="dxa"/>
+              <w:left w:w="150" w:type="dxa"/>
+              <w:right w:w="150" w:type="dxa"/>
+            </w:tcMar>
+          </w:tcPr>
+          <w:p>
+            <w:r>
+              <w:rPr>
+                <w:color w:val="718096"/>
+                <w:sz w:val="19"/>
+              </w:rPr>
+              <w:t>Applied Topics</w:t>
+            </w:r>
+          </w:p>
+        </w:tc>
+      </w:tr>
+      <w:tr>
+        <w:tc>
+          <w:tcPr>
+            <w:tcW w:type="dxa" w:w="2160"/>
+            <w:shd w:fill="F7FAFC"/>
+            <w:tcMar>
+              <w:top w:w="80" w:type="dxa"/>
+              <w:bottom w:w="80" w:type="dxa"/>
+              <w:left w:w="150" w:type="dxa"/>
+              <w:right w:w="150" w:type="dxa"/>
+            </w:tcMar>
+          </w:tcPr>
+          <w:p>
+            <w:r>
+              <w:rPr>
+                <w:b/>
+                <w:color w:val="2B6CB0"/>
+                <w:sz w:val="19"/>
+              </w:rPr>
+              <w:t>High</w:t>
+            </w:r>
+          </w:p>
+        </w:tc>
+        <w:tc>
+          <w:tcPr>
+            <w:tcW w:type="dxa" w:w="4320"/>
+            <w:shd w:fill="F7FAFC"/>
+            <w:tcMar>
+              <w:top w:w="80" w:type="dxa"/>
+              <w:bottom w:w="80" w:type="dxa"/>
+              <w:left w:w="150" w:type="dxa"/>
+              <w:right w:w="150" w:type="dxa"/>
+            </w:tcMar>
+          </w:tcPr>
+          <w:p>
+            <w:r>
+              <w:rPr>
+                <w:b/>
+                <w:color w:val="2D3748"/>
+                <w:sz w:val="19"/>
+              </w:rPr>
+              <w:t>Environmental Chemistry — Core Principles &amp; Governing Laws</w:t>
+            </w:r>
+          </w:p>
+        </w:tc>
+        <w:tc>
+          <w:tcPr>
+            <w:tcW w:type="dxa" w:w="1728"/>
+            <w:shd w:fill="F7FAFC"/>
+            <w:tcMar>
+              <w:top w:w="80" w:type="dxa"/>
+              <w:bottom w:w="80" w:type="dxa"/>
+              <w:left w:w="150" w:type="dxa"/>
+              <w:right w:w="150" w:type="dxa"/>
+            </w:tcMar>
+          </w:tcPr>
+          <w:p>
+            <w:r>
+              <w:rPr>
+                <w:sz w:val="19"/>
+              </w:rPr>
+              <w:t>13 PYQs</w:t>
+            </w:r>
+          </w:p>
+        </w:tc>
+        <w:tc>
+          <w:tcPr>
+            <w:tcW w:type="dxa" w:w="1872"/>
+            <w:shd w:fill="F7FAFC"/>
+            <w:tcMar>
+              <w:top w:w="80" w:type="dxa"/>
+              <w:bottom w:w="80" w:type="dxa"/>
+              <w:left w:w="150" w:type="dxa"/>
+              <w:right w:w="150" w:type="dxa"/>
+            </w:tcMar>
+          </w:tcPr>
+          <w:p>
+            <w:r>
+              <w:rPr>
+                <w:color w:val="718096"/>
+                <w:sz w:val="19"/>
+              </w:rPr>
+              <w:t>Core Principle</w:t>
             </w:r>
           </w:p>
         </w:tc>
@@ -311,6 +485,98 @@
           </w:p>
         </w:tc>
       </w:tr>
+      <w:tr>
+        <w:tc>
+          <w:tcPr>
+            <w:tcW w:type="dxa" w:w="3600"/>
+            <w:shd w:fill="F7FAFC"/>
+            <w:tcMar>
+              <w:top w:w="100" w:type="dxa"/>
+              <w:bottom w:w="100" w:type="dxa"/>
+              <w:left w:w="150" w:type="dxa"/>
+              <w:right w:w="150" w:type="dxa"/>
+            </w:tcMar>
+          </w:tcPr>
+          <w:p>
+            <w:r>
+              <w:rPr>
+                <w:b/>
+                <w:color w:val="1A365D"/>
+                <w:sz w:val="19"/>
+              </w:rPr>
+              <w:t>Environmental Chemistry — Standard Calculations &amp; Problem Archetypes</w:t>
+            </w:r>
+          </w:p>
+        </w:tc>
+        <w:tc>
+          <w:tcPr>
+            <w:tcW w:type="dxa" w:w="6480"/>
+            <w:shd w:fill="F7FAFC"/>
+            <w:tcMar>
+              <w:top w:w="100" w:type="dxa"/>
+              <w:bottom w:w="100" w:type="dxa"/>
+              <w:left w:w="150" w:type="dxa"/>
+              <w:right w:w="150" w:type="dxa"/>
+            </w:tcMar>
+          </w:tcPr>
+          <w:p>
+            <w:r>
+              <w:rPr>
+                <w:rFonts w:ascii="Cambria Math" w:hAnsi="Cambria Math"/>
+                <w:color w:val="2D3748"/>
+                <w:sz w:val="19"/>
+              </w:rPr>
+              <w:t>O(g)+O_{2}(g), \quad O_{2}(g)\overset{UV}{\longrightarrow}O(g)+O(g), \quad ClONO_{2}</w:t>
+            </w:r>
+          </w:p>
+        </w:tc>
+      </w:tr>
+      <w:tr>
+        <w:tc>
+          <w:tcPr>
+            <w:tcW w:type="dxa" w:w="3600"/>
+            <w:shd w:fill="FFFFFF"/>
+            <w:tcMar>
+              <w:top w:w="100" w:type="dxa"/>
+              <w:bottom w:w="100" w:type="dxa"/>
+              <w:left w:w="150" w:type="dxa"/>
+              <w:right w:w="150" w:type="dxa"/>
+            </w:tcMar>
+          </w:tcPr>
+          <w:p>
+            <w:r>
+              <w:rPr>
+                <w:b/>
+                <w:color w:val="1A365D"/>
+                <w:sz w:val="19"/>
+              </w:rPr>
+              <w:t>Environmental Chemistry — Applied Cases, Reactions &amp; Traps</w:t>
+            </w:r>
+          </w:p>
+        </w:tc>
+        <w:tc>
+          <w:tcPr>
+            <w:tcW w:type="dxa" w:w="6480"/>
+            <w:shd w:fill="FFFFFF"/>
+            <w:tcMar>
+              <w:top w:w="100" w:type="dxa"/>
+              <w:bottom w:w="100" w:type="dxa"/>
+              <w:left w:w="150" w:type="dxa"/>
+              <w:right w:w="150" w:type="dxa"/>
+            </w:tcMar>
+          </w:tcPr>
+          <w:p>
+            <w:r>
+              <w:rPr>
+                <w:rFonts w:ascii="Cambria Math" w:hAnsi="Cambria Math"/>
+                <w:color w:val="2D3748"/>
+                <w:sz w:val="19"/>
+              </w:rPr>
+              <w:t>C_{2}Cl_{2}F_{2}, \quad _{2}, \quad \overset{˙}{Cl}+O_{3} \rightarrow ClO+O_{2}</w:t>
+            </w:r>
+          </w:p>
+        </w:tc>
+      </w:tr>
     </w:tbl>
     <w:p>
       <w:pPr>
@@ -338,7 +604,7 @@
           <w:color w:val="2B6CB0"/>
           <w:sz w:val="24"/>
         </w:rPr>
-        <w:t>3.1 Environmental Chemistry - Core Application (Very High Yield — 96 PYQs)</w:t>
+        <w:t>3.1 Environmental Chemistry — Standard Calculations &amp; Problem Archetypes (Very High Yield — 51 PYQs)</w:t>
       </w:r>
     </w:p>
     <w:p>
@@ -353,7 +619,7 @@
         <w:rPr>
           <w:sz w:val="20"/>
         </w:rPr>
-        <w:t>Key problem pattern in Environmental Chemistry.</w:t>
+        <w:t>Quantitative numerical problem-solving techniques and standard question patterns frequently seen in Environmental Chemistry.</w:t>
       </w:r>
     </w:p>
     <w:tbl>
@@ -391,7 +657,7 @@
                 <w:color w:val="2D3748"/>
                 <w:sz w:val="19"/>
               </w:rPr>
-              <w:t>Watch for algebraic and sign errors.</w:t>
+              <w:t>Watch for algebraic rounding, stoichiometric balancing, and boundary condition checks.</w:t>
             </w:r>
           </w:p>
         </w:tc>
@@ -432,7 +698,215 @@
                 <w:color w:val="2D3748"/>
                 <w:sz w:val="19"/>
               </w:rPr>
-              <w:t>Verify dimensions and boundary conditions.</w:t>
+              <w:t>Dimensional consistency checks and ratio comparisons can quickly eliminate incorrect options.</w:t>
+            </w:r>
+          </w:p>
+        </w:tc>
+      </w:tr>
+    </w:tbl>
+    <w:p>
+      <w:pPr>
+        <w:spacing w:before="120" w:after="40"/>
+      </w:pPr>
+      <w:r>
+        <w:rPr>
+          <w:b/>
+          <w:color w:val="1A365D"/>
+          <w:sz w:val="19"/>
+        </w:rPr>
+        <w:t>Source PYQs testing this concept:</w:t>
+      </w:r>
+    </w:p>
+    <w:p>
+      <w:pPr>
+        <w:pStyle w:val="ListBullet"/>
+        <w:spacing w:after="40"/>
+      </w:pPr>
+      <w:r>
+        <w:rPr>
+          <w:b/>
+          <w:sz w:val="18"/>
+        </w:rPr>
+        <w:t xml:space="preserve">[2023 Evening Shift] Q#1 (MCQ): </w:t>
+      </w:r>
+      <w:r>
+        <w:rPr>
+          <w:sz w:val="18"/>
+        </w:rPr>
+        <w:t xml:space="preserve">"The concentration of dissolved Oxygen in water for growth of fish should be more than \underset-X ppm and Biochemical Oxygen Demand in..."  </w:t>
+      </w:r>
+      <w:r>
+        <w:rPr>
+          <w:b/>
+          <w:color w:val="2B6CB0"/>
+          <w:sz w:val="18"/>
+        </w:rPr>
+        <w:t>[Ans: N/A]</w:t>
+      </w:r>
+    </w:p>
+    <w:p>
+      <w:pPr>
+        <w:pStyle w:val="ListBullet"/>
+        <w:spacing w:after="40"/>
+      </w:pPr>
+      <w:r>
+        <w:rPr>
+          <w:b/>
+          <w:sz w:val="18"/>
+        </w:rPr>
+        <w:t xml:space="preserve">[2023 Morning Shift] Q#1 (MCQ): </w:t>
+      </w:r>
+      <w:r>
+        <w:rPr>
+          <w:sz w:val="18"/>
+        </w:rPr>
+        <w:t xml:space="preserve">"Which of the following is true about freons?..."  </w:t>
+      </w:r>
+      <w:r>
+        <w:rPr>
+          <w:b/>
+          <w:color w:val="2B6CB0"/>
+          <w:sz w:val="18"/>
+        </w:rPr>
+        <w:t>[Ans: N/A]</w:t>
+      </w:r>
+    </w:p>
+    <w:p>
+      <w:pPr>
+        <w:pStyle w:val="ListBullet"/>
+        <w:spacing w:after="40"/>
+      </w:pPr>
+      <w:r>
+        <w:rPr>
+          <w:b/>
+          <w:sz w:val="18"/>
+        </w:rPr>
+        <w:t xml:space="preserve">[2023 Morning Shift] Q#2 (MCQ): </w:t>
+      </w:r>
+      <w:r>
+        <w:rPr>
+          <w:sz w:val="18"/>
+        </w:rPr>
+        <w:t xml:space="preserve">"Given below are two statements: Statement I : If BOD is 4 ppm and dissolved oxygen is 8 ppm, then it is a good quality water. Statement II :..."  </w:t>
+      </w:r>
+      <w:r>
+        <w:rPr>
+          <w:b/>
+          <w:color w:val="2B6CB0"/>
+          <w:sz w:val="18"/>
+        </w:rPr>
+        <w:t>[Ans: N/A]</w:t>
+      </w:r>
+    </w:p>
+    <w:p>
+      <w:pPr>
+        <w:spacing w:after="120"/>
+      </w:pPr>
+    </w:p>
+    <w:p>
+      <w:pPr>
+        <w:pStyle w:val="Heading2"/>
+      </w:pPr>
+      <w:r>
+        <w:rPr>
+          <w:color w:val="2B6CB0"/>
+          <w:sz w:val="24"/>
+        </w:rPr>
+        <w:t>3.2 Environmental Chemistry — Applied Cases, Reactions &amp; Traps (Very High Yield — 41 PYQs)</w:t>
+      </w:r>
+    </w:p>
+    <w:p>
+      <w:r>
+        <w:rPr>
+          <w:b/>
+          <w:sz w:val="20"/>
+        </w:rPr>
+        <w:t xml:space="preserve">Core Principle: </w:t>
+      </w:r>
+      <w:r>
+        <w:rPr>
+          <w:sz w:val="20"/>
+        </w:rPr>
+        <w:t>Special cases, experimental observations, and conceptual traps designed to test deep understanding of Environmental Chemistry.</w:t>
+      </w:r>
+    </w:p>
+    <w:tbl>
+      <w:tblPr>
+        <w:tblW w:type="auto" w:w="0"/>
+        <w:jc w:val="center"/>
+        <w:tblLook w:firstColumn="1" w:firstRow="1" w:lastColumn="0" w:lastRow="0" w:noHBand="0" w:noVBand="1" w:val="04A0"/>
+      </w:tblPr>
+      <w:tblGrid>
+        <w:gridCol w:w="10080"/>
+      </w:tblGrid>
+      <w:tr>
+        <w:tc>
+          <w:tcPr>
+            <w:tcW w:type="dxa" w:w="10080"/>
+            <w:shd w:fill="FFF5F5"/>
+            <w:tcMar>
+              <w:top w:w="100" w:type="dxa"/>
+              <w:bottom w:w="100" w:type="dxa"/>
+              <w:left w:w="150" w:type="dxa"/>
+              <w:right w:w="150" w:type="dxa"/>
+            </w:tcMar>
+          </w:tcPr>
+          <w:p>
+            <w:r>
+              <w:rPr>
+                <w:b/>
+                <w:color w:val="C53030"/>
+                <w:sz w:val="19"/>
+              </w:rPr>
+              <w:t xml:space="preserve">⚠️ Common Trap / JEE Pitfall: </w:t>
+            </w:r>
+            <w:r>
+              <w:rPr>
+                <w:color w:val="2D3748"/>
+                <w:sz w:val="19"/>
+              </w:rPr>
+              <w:t>Read questions carefully for keywords like 'incorrect', 'not true', or non-standard conditions.</w:t>
+            </w:r>
+          </w:p>
+        </w:tc>
+      </w:tr>
+    </w:tbl>
+    <w:tbl>
+      <w:tblPr>
+        <w:tblW w:type="auto" w:w="0"/>
+        <w:jc w:val="center"/>
+        <w:tblLook w:firstColumn="1" w:firstRow="1" w:lastColumn="0" w:lastRow="0" w:noHBand="0" w:noVBand="1" w:val="04A0"/>
+      </w:tblPr>
+      <w:tblGrid>
+        <w:gridCol w:w="10080"/>
+      </w:tblGrid>
+      <w:tr>
+        <w:tc>
+          <w:tcPr>
+            <w:tcW w:type="dxa" w:w="10080"/>
+            <w:shd w:fill="F0FFF4"/>
+            <w:tcMar>
+              <w:top w:w="100" w:type="dxa"/>
+              <w:bottom w:w="100" w:type="dxa"/>
+              <w:left w:w="150" w:type="dxa"/>
+              <w:right w:w="150" w:type="dxa"/>
+            </w:tcMar>
+          </w:tcPr>
+          <w:p>
+            <w:r>
+              <w:rPr>
+                <w:b/>
+                <w:color w:val="276749"/>
+                <w:sz w:val="19"/>
+              </w:rPr>
+              <w:t xml:space="preserve">💡 Speed Hack / Trick: </w:t>
+            </w:r>
+            <w:r>
+              <w:rPr>
+                <w:color w:val="2D3748"/>
+                <w:sz w:val="19"/>
+              </w:rPr>
+              <w:t>Elimination of extreme or unphysical answer choices improves accuracy in assertion-reason and multiple-statement questions.</w:t>
             </w:r>
           </w:p>
         </w:tc>
@@ -522,6 +996,214 @@
           <w:sz w:val="18"/>
         </w:rPr>
         <w:t xml:space="preserve">"Which of these reactions is not a part of breakdown of ozone in stratosphere?..."  </w:t>
+      </w:r>
+      <w:r>
+        <w:rPr>
+          <w:b/>
+          <w:color w:val="2B6CB0"/>
+          <w:sz w:val="18"/>
+        </w:rPr>
+        <w:t>[Ans: N/A]</w:t>
+      </w:r>
+    </w:p>
+    <w:p>
+      <w:pPr>
+        <w:spacing w:after="120"/>
+      </w:pPr>
+    </w:p>
+    <w:p>
+      <w:pPr>
+        <w:pStyle w:val="Heading2"/>
+      </w:pPr>
+      <w:r>
+        <w:rPr>
+          <w:color w:val="2B6CB0"/>
+          <w:sz w:val="24"/>
+        </w:rPr>
+        <w:t>3.3 Environmental Chemistry — Core Principles &amp; Governing Laws (High Yield — 13 PYQs)</w:t>
+      </w:r>
+    </w:p>
+    <w:p>
+      <w:r>
+        <w:rPr>
+          <w:b/>
+          <w:sz w:val="20"/>
+        </w:rPr>
+        <w:t xml:space="preserve">Core Principle: </w:t>
+      </w:r>
+      <w:r>
+        <w:rPr>
+          <w:sz w:val="20"/>
+        </w:rPr>
+        <w:t>Fundamental definitions, core postulates, and governing physical/chemical relations in Environmental Chemistry.</w:t>
+      </w:r>
+    </w:p>
+    <w:tbl>
+      <w:tblPr>
+        <w:tblW w:type="auto" w:w="0"/>
+        <w:jc w:val="center"/>
+        <w:tblLook w:firstColumn="1" w:firstRow="1" w:lastColumn="0" w:lastRow="0" w:noHBand="0" w:noVBand="1" w:val="04A0"/>
+      </w:tblPr>
+      <w:tblGrid>
+        <w:gridCol w:w="10080"/>
+      </w:tblGrid>
+      <w:tr>
+        <w:tc>
+          <w:tcPr>
+            <w:tcW w:type="dxa" w:w="10080"/>
+            <w:shd w:fill="FFF5F5"/>
+            <w:tcMar>
+              <w:top w:w="100" w:type="dxa"/>
+              <w:bottom w:w="100" w:type="dxa"/>
+              <w:left w:w="150" w:type="dxa"/>
+              <w:right w:w="150" w:type="dxa"/>
+            </w:tcMar>
+          </w:tcPr>
+          <w:p>
+            <w:r>
+              <w:rPr>
+                <w:b/>
+                <w:color w:val="C53030"/>
+                <w:sz w:val="19"/>
+              </w:rPr>
+              <w:t xml:space="preserve">⚠️ Common Trap / JEE Pitfall: </w:t>
+            </w:r>
+            <w:r>
+              <w:rPr>
+                <w:color w:val="2D3748"/>
+                <w:sz w:val="19"/>
+              </w:rPr>
+              <w:t>Carefully verify units, standard reference states, and sign conventions in Environmental Chemistry.</w:t>
+            </w:r>
+          </w:p>
+        </w:tc>
+      </w:tr>
+    </w:tbl>
+    <w:tbl>
+      <w:tblPr>
+        <w:tblW w:type="auto" w:w="0"/>
+        <w:jc w:val="center"/>
+        <w:tblLook w:firstColumn="1" w:firstRow="1" w:lastColumn="0" w:lastRow="0" w:noHBand="0" w:noVBand="1" w:val="04A0"/>
+      </w:tblPr>
+      <w:tblGrid>
+        <w:gridCol w:w="10080"/>
+      </w:tblGrid>
+      <w:tr>
+        <w:tc>
+          <w:tcPr>
+            <w:tcW w:type="dxa" w:w="10080"/>
+            <w:shd w:fill="F0FFF4"/>
+            <w:tcMar>
+              <w:top w:w="100" w:type="dxa"/>
+              <w:bottom w:w="100" w:type="dxa"/>
+              <w:left w:w="150" w:type="dxa"/>
+              <w:right w:w="150" w:type="dxa"/>
+            </w:tcMar>
+          </w:tcPr>
+          <w:p>
+            <w:r>
+              <w:rPr>
+                <w:b/>
+                <w:color w:val="276749"/>
+                <w:sz w:val="19"/>
+              </w:rPr>
+              <w:t xml:space="preserve">💡 Speed Hack / Trick: </w:t>
+            </w:r>
+            <w:r>
+              <w:rPr>
+                <w:color w:val="2D3748"/>
+                <w:sz w:val="19"/>
+              </w:rPr>
+              <w:t>Focus on high-yield formulas and standard limiting approximations tested in Environmental Chemistry PYQs.</w:t>
+            </w:r>
+          </w:p>
+        </w:tc>
+      </w:tr>
+    </w:tbl>
+    <w:p>
+      <w:pPr>
+        <w:spacing w:before="120" w:after="40"/>
+      </w:pPr>
+      <w:r>
+        <w:rPr>
+          <w:b/>
+          <w:color w:val="1A365D"/>
+          <w:sz w:val="19"/>
+        </w:rPr>
+        <w:t>Source PYQs testing this concept:</w:t>
+      </w:r>
+    </w:p>
+    <w:p>
+      <w:pPr>
+        <w:pStyle w:val="ListBullet"/>
+        <w:spacing w:after="40"/>
+      </w:pPr>
+      <w:r>
+        <w:rPr>
+          <w:b/>
+          <w:sz w:val="18"/>
+        </w:rPr>
+        <w:t xml:space="preserve">[2023 Evening Shift] Q#3 (MCQ): </w:t>
+      </w:r>
+      <w:r>
+        <w:rPr>
+          <w:sz w:val="18"/>
+        </w:rPr>
+        <w:t xml:space="preserve">"The water quality of a pond was analyzed and its BOD was found to be 4. The pond has :..."  </w:t>
+      </w:r>
+      <w:r>
+        <w:rPr>
+          <w:b/>
+          <w:color w:val="2B6CB0"/>
+          <w:sz w:val="18"/>
+        </w:rPr>
+        <w:t>[Ans: N/A]</w:t>
+      </w:r>
+    </w:p>
+    <w:p>
+      <w:pPr>
+        <w:pStyle w:val="ListBullet"/>
+        <w:spacing w:after="40"/>
+      </w:pPr>
+      <w:r>
+        <w:rPr>
+          <w:b/>
+          <w:sz w:val="18"/>
+        </w:rPr>
+        <w:t xml:space="preserve">[2022 Morning Shift] Q#3 (MCQ): </w:t>
+      </w:r>
+      <w:r>
+        <w:rPr>
+          <w:sz w:val="18"/>
+        </w:rPr>
+        <w:t xml:space="preserve">"The eutrophication of water body results in :..."  </w:t>
+      </w:r>
+      <w:r>
+        <w:rPr>
+          <w:b/>
+          <w:color w:val="2B6CB0"/>
+          <w:sz w:val="18"/>
+        </w:rPr>
+        <w:t>[Ans: N/A]</w:t>
+      </w:r>
+    </w:p>
+    <w:p>
+      <w:pPr>
+        <w:pStyle w:val="ListBullet"/>
+        <w:spacing w:after="40"/>
+      </w:pPr>
+      <w:r>
+        <w:rPr>
+          <w:b/>
+          <w:sz w:val="18"/>
+        </w:rPr>
+        <w:t xml:space="preserve">[2021 Morning Shift] Q#3 (MCQ): </w:t>
+      </w:r>
+      <w:r>
+        <w:rPr>
+          <w:sz w:val="18"/>
+        </w:rPr>
+        <w:t xml:space="preserve">"BOD values (in ppm) for clean water (A) and polluted water (B) are expected respectively :..."  </w:t>
       </w:r>
       <w:r>
         <w:rPr>
@@ -660,6 +1342,256 @@
               <w:t>Solution Analysis:</w:t>
               <w:br/>
               <w:t>The formation of photochemical smog depends on several factors, including sunlight, temperature, and the presence of pollutants such as nitrogen oxides and volatile organic compounds. Option (A) Mumbai in May may also have some possibility of photochemical smog formation because the temperature and sunlight are relatively high in May. Option (B) Kolkata in October may have some possibility of photochemical smog formation because the temperature and sunlight are still relatively high in October. Option (C) New-Delhi in August (Summer) is more likely to have photochemical smog formation because the temperature and sunlight are at their peak in the summer months, and there is a high level of air pollution in the city due to various anthropogenic activities. Option (D) Srinagar, Jammu and Kashmir in January is less likely to have photochemical smog formation because the winter season typically has less sunlight and lower temperatures, which are not conducive to the formation of photochemical smog. Therefore, the answer is (D) Srinagar, Jammu and Kashmir in January, as it is the option with the least possibility of photochemical smog formation.</w:t>
+            </w:r>
+          </w:p>
+        </w:tc>
+      </w:tr>
+    </w:tbl>
+    <w:p>
+      <w:pPr>
+        <w:spacing w:after="120"/>
+      </w:pPr>
+    </w:p>
+    <w:p>
+      <w:pPr>
+        <w:spacing w:before="160" w:after="40"/>
+      </w:pPr>
+      <w:r>
+        <w:rPr>
+          <w:b/>
+          <w:color w:val="1A365D"/>
+          <w:sz w:val="22"/>
+        </w:rPr>
+        <w:t>Benchmark Problem 2: JEE Main 2023 (Online) 24th January Morning Shift (Q#1)</w:t>
+      </w:r>
+    </w:p>
+    <w:p>
+      <w:pPr>
+        <w:spacing w:after="80"/>
+      </w:pPr>
+      <w:r>
+        <w:rPr>
+          <w:sz w:val="20"/>
+        </w:rPr>
+        <w:t>Which of the following is true about freons?</w:t>
+      </w:r>
+    </w:p>
+    <w:p>
+      <w:pPr>
+        <w:pStyle w:val="ListBullet"/>
+        <w:spacing w:after="20"/>
+      </w:pPr>
+      <w:r>
+        <w:rPr>
+          <w:sz w:val="19"/>
+        </w:rPr>
+        <w:t>(A) These are radicals of chlorine and chlorine monoxide</w:t>
+      </w:r>
+    </w:p>
+    <w:p>
+      <w:pPr>
+        <w:pStyle w:val="ListBullet"/>
+        <w:spacing w:after="20"/>
+      </w:pPr>
+      <w:r>
+        <w:rPr>
+          <w:sz w:val="19"/>
+        </w:rPr>
+        <w:t>(B) These are chemicals causing skin cancer</w:t>
+      </w:r>
+    </w:p>
+    <w:p>
+      <w:pPr>
+        <w:pStyle w:val="ListBullet"/>
+        <w:spacing w:after="20"/>
+      </w:pPr>
+      <w:r>
+        <w:rPr>
+          <w:sz w:val="19"/>
+        </w:rPr>
+        <w:t>(C) All radicals are called freons</w:t>
+      </w:r>
+    </w:p>
+    <w:p>
+      <w:pPr>
+        <w:pStyle w:val="ListBullet"/>
+        <w:spacing w:after="20"/>
+      </w:pPr>
+      <w:r>
+        <w:rPr>
+          <w:sz w:val="19"/>
+        </w:rPr>
+        <w:t>(D) These are chlorofluorocarbon compounds</w:t>
+      </w:r>
+    </w:p>
+    <w:tbl>
+      <w:tblPr>
+        <w:tblW w:type="auto" w:w="0"/>
+        <w:jc w:val="center"/>
+        <w:tblLook w:firstColumn="1" w:firstRow="1" w:lastColumn="0" w:lastRow="0" w:noHBand="0" w:noVBand="1" w:val="04A0"/>
+      </w:tblPr>
+      <w:tblGrid>
+        <w:gridCol w:w="10080"/>
+      </w:tblGrid>
+      <w:tr>
+        <w:tc>
+          <w:tcPr>
+            <w:tcW w:type="dxa" w:w="10080"/>
+            <w:shd w:fill="F7FAFC"/>
+            <w:tcMar>
+              <w:top w:w="100" w:type="dxa"/>
+              <w:bottom w:w="100" w:type="dxa"/>
+              <w:left w:w="150" w:type="dxa"/>
+              <w:right w:w="150" w:type="dxa"/>
+            </w:tcMar>
+          </w:tcPr>
+          <w:p>
+            <w:r>
+              <w:rPr>
+                <w:b/>
+                <w:color w:val="1A365D"/>
+                <w:sz w:val="19"/>
+              </w:rPr>
+              <w:t>Correct Answer: None</w:t>
+              <w:br/>
+            </w:r>
+            <w:r>
+              <w:rPr>
+                <w:color w:val="2D3748"/>
+                <w:sz w:val="18"/>
+              </w:rPr>
+              <w:t>Solution Analysis:</w:t>
+              <w:br/>
+              <w:t>Freons are a family of chlorofluorocarbon (CFC) compounds, which are chemicals that contain chlorine, fluorine, and carbon atoms. They are used in a variety of applications, including refrigeration and air conditioning, as well as in aerosol spray cans.</w:t>
+            </w:r>
+          </w:p>
+        </w:tc>
+      </w:tr>
+    </w:tbl>
+    <w:p>
+      <w:pPr>
+        <w:spacing w:after="120"/>
+      </w:pPr>
+    </w:p>
+    <w:p>
+      <w:pPr>
+        <w:spacing w:before="160" w:after="40"/>
+      </w:pPr>
+      <w:r>
+        <w:rPr>
+          <w:b/>
+          <w:color w:val="1A365D"/>
+          <w:sz w:val="22"/>
+        </w:rPr>
+        <w:t>Benchmark Problem 3: JEE Main 2022 (Online) 25th June Morning Shift (Q#3)</w:t>
+      </w:r>
+    </w:p>
+    <w:p>
+      <w:pPr>
+        <w:spacing w:after="80"/>
+      </w:pPr>
+      <w:r>
+        <w:rPr>
+          <w:sz w:val="20"/>
+        </w:rPr>
+        <w:t>The eutrophication of water body results in :</w:t>
+      </w:r>
+    </w:p>
+    <w:p>
+      <w:pPr>
+        <w:pStyle w:val="ListBullet"/>
+        <w:spacing w:after="20"/>
+      </w:pPr>
+      <w:r>
+        <w:rPr>
+          <w:sz w:val="19"/>
+        </w:rPr>
+        <w:t>(A) loss of Biodiversity.</w:t>
+      </w:r>
+    </w:p>
+    <w:p>
+      <w:pPr>
+        <w:pStyle w:val="ListBullet"/>
+        <w:spacing w:after="20"/>
+      </w:pPr>
+      <w:r>
+        <w:rPr>
+          <w:sz w:val="19"/>
+        </w:rPr>
+        <w:t>(B) breakdown of organic matter.</w:t>
+      </w:r>
+    </w:p>
+    <w:p>
+      <w:pPr>
+        <w:pStyle w:val="ListBullet"/>
+        <w:spacing w:after="20"/>
+      </w:pPr>
+      <w:r>
+        <w:rPr>
+          <w:sz w:val="19"/>
+        </w:rPr>
+        <w:t>(C) increase in biodiversity.</w:t>
+      </w:r>
+    </w:p>
+    <w:p>
+      <w:pPr>
+        <w:pStyle w:val="ListBullet"/>
+        <w:spacing w:after="20"/>
+      </w:pPr>
+      <w:r>
+        <w:rPr>
+          <w:sz w:val="19"/>
+        </w:rPr>
+        <w:t>(D) decrease in BOD.</w:t>
+      </w:r>
+    </w:p>
+    <w:tbl>
+      <w:tblPr>
+        <w:tblW w:type="auto" w:w="0"/>
+        <w:jc w:val="center"/>
+        <w:tblLook w:firstColumn="1" w:firstRow="1" w:lastColumn="0" w:lastRow="0" w:noHBand="0" w:noVBand="1" w:val="04A0"/>
+      </w:tblPr>
+      <w:tblGrid>
+        <w:gridCol w:w="10080"/>
+      </w:tblGrid>
+      <w:tr>
+        <w:tc>
+          <w:tcPr>
+            <w:tcW w:type="dxa" w:w="10080"/>
+            <w:shd w:fill="F7FAFC"/>
+            <w:tcMar>
+              <w:top w:w="100" w:type="dxa"/>
+              <w:bottom w:w="100" w:type="dxa"/>
+              <w:left w:w="150" w:type="dxa"/>
+              <w:right w:w="150" w:type="dxa"/>
+            </w:tcMar>
+          </w:tcPr>
+          <w:p>
+            <w:r>
+              <w:rPr>
+                <w:b/>
+                <w:color w:val="1A365D"/>
+                <w:sz w:val="19"/>
+              </w:rPr>
+              <w:t>Correct Answer: None</w:t>
+              <w:br/>
+            </w:r>
+            <w:r>
+              <w:rPr>
+                <w:color w:val="2D3748"/>
+                <w:sz w:val="18"/>
+              </w:rPr>
+              <w:t>Solution Analysis:</w:t>
+              <w:br/>
+              <w:t>Eutrophication is the process in which nutrient</w:t>
+              <w:br/>
+              <w:t>enriched water bodies support a dense plant</w:t>
+              <w:br/>
+              <w:t>population, which kills animal life by depriving it of</w:t>
+              <w:br/>
+              <w:t>oxygen and results in subsequent loss of</w:t>
+              <w:br/>
+              <w:t>biodiversity.</w:t>
             </w:r>
           </w:p>
         </w:tc>

--- a/data/exports/environmental-chemistry_revision_notes.docx
+++ b/data/exports/environmental-chemistry_revision_notes.docx
@@ -189,7 +189,7 @@
                 <w:color w:val="2D3748"/>
                 <w:sz w:val="19"/>
               </w:rPr>
-              <w:t>Environmental Chemistry — Standard Calculations &amp; Problem Archetypes</w:t>
+              <w:t>Environmental Chemistry — Core Principles &amp; Governing Laws</w:t>
             </w:r>
           </w:p>
         </w:tc>
@@ -209,7 +209,7 @@
               <w:rPr>
                 <w:sz w:val="19"/>
               </w:rPr>
-              <w:t>51 PYQs</w:t>
+              <w:t>68 PYQs</w:t>
             </w:r>
           </w:p>
         </w:tc>
@@ -230,7 +230,7 @@
                 <w:color w:val="718096"/>
                 <w:sz w:val="19"/>
               </w:rPr>
-              <w:t>Quantitative Analysis</w:t>
+              <w:t>Core Principle</w:t>
             </w:r>
           </w:p>
         </w:tc>
@@ -296,7 +296,7 @@
               <w:rPr>
                 <w:sz w:val="19"/>
               </w:rPr>
-              <w:t>41 PYQs</w:t>
+              <w:t>23 PYQs</w:t>
             </w:r>
           </w:p>
         </w:tc>
@@ -338,10 +338,10 @@
             <w:r>
               <w:rPr>
                 <w:b/>
-                <w:color w:val="2B6CB0"/>
+                <w:color w:val="718096"/>
                 <w:sz w:val="19"/>
               </w:rPr>
-              <w:t>High</w:t>
+              <w:t>Moderate</w:t>
             </w:r>
           </w:p>
         </w:tc>
@@ -363,7 +363,7 @@
                 <w:color w:val="2D3748"/>
                 <w:sz w:val="19"/>
               </w:rPr>
-              <w:t>Environmental Chemistry — Core Principles &amp; Governing Laws</w:t>
+              <w:t>Environmental Chemistry — Standard Calculations &amp; Problem Archetypes</w:t>
             </w:r>
           </w:p>
         </w:tc>
@@ -383,7 +383,7 @@
               <w:rPr>
                 <w:sz w:val="19"/>
               </w:rPr>
-              <w:t>13 PYQs</w:t>
+              <w:t>7 PYQs</w:t>
             </w:r>
           </w:p>
         </w:tc>
@@ -404,7 +404,7 @@
                 <w:color w:val="718096"/>
                 <w:sz w:val="19"/>
               </w:rPr>
-              <w:t>Core Principle</w:t>
+              <w:t>Quantitative Analysis</w:t>
             </w:r>
           </w:p>
         </w:tc>
@@ -504,7 +504,7 @@
                 <w:color w:val="1A365D"/>
                 <w:sz w:val="19"/>
               </w:rPr>
-              <w:t>Environmental Chemistry — Standard Calculations &amp; Problem Archetypes</w:t>
+              <w:t>Environmental Chemistry — Core Principles &amp; Governing Laws</w:t>
             </w:r>
           </w:p>
         </w:tc>
@@ -526,7 +526,7 @@
                 <w:color w:val="2D3748"/>
                 <w:sz w:val="19"/>
               </w:rPr>
-              <w:t>O(g)+O_{2}(g), \quad O_{2}(g)\overset{UV}{\longrightarrow}O(g)+O(g), \quad ClONO_{2}</w:t>
+              <w:t>NO_{3}^{-}, \quad ClONO_{2}, \quad _{2}</w:t>
             </w:r>
           </w:p>
         </w:tc>
@@ -572,7 +572,7 @@
                 <w:color w:val="2D3748"/>
                 <w:sz w:val="19"/>
               </w:rPr>
-              <w:t>C_{2}Cl_{2}F_{2}, \quad _{2}, \quad \overset{˙}{Cl}+O_{3} \rightarrow ClO+O_{2}</w:t>
+              <w:t>Cl(g)+O_{3}(g) \rightarrow ClO(g)+O_{2}(g), \quad CF_{2}Cl_{2}(g)\overset{uv}{\rightarrow \le ftarrow}Cl(g)+CF_{2}Cl(g), \quad _{2}</w:t>
             </w:r>
           </w:p>
         </w:tc>
@@ -604,7 +604,423 @@
           <w:color w:val="2B6CB0"/>
           <w:sz w:val="24"/>
         </w:rPr>
-        <w:t>3.1 Environmental Chemistry — Standard Calculations &amp; Problem Archetypes (Very High Yield — 51 PYQs)</w:t>
+        <w:t>3.1 Environmental Chemistry — Core Principles &amp; Governing Laws (Very High Yield — 68 PYQs)</w:t>
+      </w:r>
+    </w:p>
+    <w:p>
+      <w:r>
+        <w:rPr>
+          <w:b/>
+          <w:sz w:val="20"/>
+        </w:rPr>
+        <w:t xml:space="preserve">Core Principle: </w:t>
+      </w:r>
+      <w:r>
+        <w:rPr>
+          <w:sz w:val="20"/>
+        </w:rPr>
+        <w:t>Fundamental definitions, core postulates, and governing physical/chemical relations in Environmental Chemistry.</w:t>
+      </w:r>
+    </w:p>
+    <w:tbl>
+      <w:tblPr>
+        <w:tblW w:type="auto" w:w="0"/>
+        <w:jc w:val="center"/>
+        <w:tblLook w:firstColumn="1" w:firstRow="1" w:lastColumn="0" w:lastRow="0" w:noHBand="0" w:noVBand="1" w:val="04A0"/>
+      </w:tblPr>
+      <w:tblGrid>
+        <w:gridCol w:w="10080"/>
+      </w:tblGrid>
+      <w:tr>
+        <w:tc>
+          <w:tcPr>
+            <w:tcW w:type="dxa" w:w="10080"/>
+            <w:shd w:fill="FFF5F5"/>
+            <w:tcMar>
+              <w:top w:w="100" w:type="dxa"/>
+              <w:bottom w:w="100" w:type="dxa"/>
+              <w:left w:w="150" w:type="dxa"/>
+              <w:right w:w="150" w:type="dxa"/>
+            </w:tcMar>
+          </w:tcPr>
+          <w:p>
+            <w:r>
+              <w:rPr>
+                <w:b/>
+                <w:color w:val="C53030"/>
+                <w:sz w:val="19"/>
+              </w:rPr>
+              <w:t xml:space="preserve">⚠️ Common Trap / JEE Pitfall: </w:t>
+            </w:r>
+            <w:r>
+              <w:rPr>
+                <w:color w:val="2D3748"/>
+                <w:sz w:val="19"/>
+              </w:rPr>
+              <w:t>Carefully verify units, standard reference states, and sign conventions in Environmental Chemistry.</w:t>
+            </w:r>
+          </w:p>
+        </w:tc>
+      </w:tr>
+    </w:tbl>
+    <w:tbl>
+      <w:tblPr>
+        <w:tblW w:type="auto" w:w="0"/>
+        <w:jc w:val="center"/>
+        <w:tblLook w:firstColumn="1" w:firstRow="1" w:lastColumn="0" w:lastRow="0" w:noHBand="0" w:noVBand="1" w:val="04A0"/>
+      </w:tblPr>
+      <w:tblGrid>
+        <w:gridCol w:w="10080"/>
+      </w:tblGrid>
+      <w:tr>
+        <w:tc>
+          <w:tcPr>
+            <w:tcW w:type="dxa" w:w="10080"/>
+            <w:shd w:fill="F0FFF4"/>
+            <w:tcMar>
+              <w:top w:w="100" w:type="dxa"/>
+              <w:bottom w:w="100" w:type="dxa"/>
+              <w:left w:w="150" w:type="dxa"/>
+              <w:right w:w="150" w:type="dxa"/>
+            </w:tcMar>
+          </w:tcPr>
+          <w:p>
+            <w:r>
+              <w:rPr>
+                <w:b/>
+                <w:color w:val="276749"/>
+                <w:sz w:val="19"/>
+              </w:rPr>
+              <w:t xml:space="preserve">💡 Speed Hack / Trick: </w:t>
+            </w:r>
+            <w:r>
+              <w:rPr>
+                <w:color w:val="2D3748"/>
+                <w:sz w:val="19"/>
+              </w:rPr>
+              <w:t>Focus on high-yield formulas and standard limiting approximations tested in Environmental Chemistry PYQs.</w:t>
+            </w:r>
+          </w:p>
+        </w:tc>
+      </w:tr>
+    </w:tbl>
+    <w:p>
+      <w:pPr>
+        <w:spacing w:before="120" w:after="40"/>
+      </w:pPr>
+      <w:r>
+        <w:rPr>
+          <w:b/>
+          <w:color w:val="1A365D"/>
+          <w:sz w:val="19"/>
+        </w:rPr>
+        <w:t>Source PYQs testing this concept:</w:t>
+      </w:r>
+    </w:p>
+    <w:p>
+      <w:pPr>
+        <w:pStyle w:val="ListBullet"/>
+        <w:spacing w:after="40"/>
+      </w:pPr>
+      <w:r>
+        <w:rPr>
+          <w:b/>
+          <w:sz w:val="18"/>
+        </w:rPr>
+        <w:t xml:space="preserve">[2023 Morning Shift] Q#1 (MCQ): </w:t>
+      </w:r>
+      <w:r>
+        <w:rPr>
+          <w:sz w:val="18"/>
+        </w:rPr>
+        <w:t xml:space="preserve">"The possibility of photochemical smog formation will be minimum at :..."  </w:t>
+      </w:r>
+      <w:r>
+        <w:rPr>
+          <w:b/>
+          <w:color w:val="2B6CB0"/>
+          <w:sz w:val="18"/>
+        </w:rPr>
+        <w:t>[Ans: N/A]</w:t>
+      </w:r>
+    </w:p>
+    <w:p>
+      <w:pPr>
+        <w:pStyle w:val="ListBullet"/>
+        <w:spacing w:after="40"/>
+      </w:pPr>
+      <w:r>
+        <w:rPr>
+          <w:b/>
+          <w:sz w:val="18"/>
+        </w:rPr>
+        <w:t xml:space="preserve">[2023 Morning Shift] Q#1 (MCQ): </w:t>
+      </w:r>
+      <w:r>
+        <w:rPr>
+          <w:sz w:val="18"/>
+        </w:rPr>
+        <w:t xml:space="preserve">"How can photochemical smog be controlled?..."  </w:t>
+      </w:r>
+      <w:r>
+        <w:rPr>
+          <w:b/>
+          <w:color w:val="2B6CB0"/>
+          <w:sz w:val="18"/>
+        </w:rPr>
+        <w:t>[Ans: N/A]</w:t>
+      </w:r>
+    </w:p>
+    <w:p>
+      <w:pPr>
+        <w:pStyle w:val="ListBullet"/>
+        <w:spacing w:after="40"/>
+      </w:pPr>
+      <w:r>
+        <w:rPr>
+          <w:b/>
+          <w:sz w:val="18"/>
+        </w:rPr>
+        <w:t xml:space="preserve">[2023 Evening Shift] Q#1 (MCQ): </w:t>
+      </w:r>
+      <w:r>
+        <w:rPr>
+          <w:sz w:val="18"/>
+        </w:rPr>
+        <w:t xml:space="preserve">"The concentration of dissolved Oxygen in water for growth of fish should be more than \underset-X ppm and Biochemical Oxygen Demand in..."  </w:t>
+      </w:r>
+      <w:r>
+        <w:rPr>
+          <w:b/>
+          <w:color w:val="2B6CB0"/>
+          <w:sz w:val="18"/>
+        </w:rPr>
+        <w:t>[Ans: N/A]</w:t>
+      </w:r>
+    </w:p>
+    <w:p>
+      <w:pPr>
+        <w:spacing w:after="120"/>
+      </w:pPr>
+    </w:p>
+    <w:p>
+      <w:pPr>
+        <w:pStyle w:val="Heading2"/>
+      </w:pPr>
+      <w:r>
+        <w:rPr>
+          <w:color w:val="2B6CB0"/>
+          <w:sz w:val="24"/>
+        </w:rPr>
+        <w:t>3.2 Environmental Chemistry — Applied Cases, Reactions &amp; Traps (Very High Yield — 23 PYQs)</w:t>
+      </w:r>
+    </w:p>
+    <w:p>
+      <w:r>
+        <w:rPr>
+          <w:b/>
+          <w:sz w:val="20"/>
+        </w:rPr>
+        <w:t xml:space="preserve">Core Principle: </w:t>
+      </w:r>
+      <w:r>
+        <w:rPr>
+          <w:sz w:val="20"/>
+        </w:rPr>
+        <w:t>Special cases, experimental observations, and conceptual traps designed to test deep understanding of Environmental Chemistry.</w:t>
+      </w:r>
+    </w:p>
+    <w:tbl>
+      <w:tblPr>
+        <w:tblW w:type="auto" w:w="0"/>
+        <w:jc w:val="center"/>
+        <w:tblLook w:firstColumn="1" w:firstRow="1" w:lastColumn="0" w:lastRow="0" w:noHBand="0" w:noVBand="1" w:val="04A0"/>
+      </w:tblPr>
+      <w:tblGrid>
+        <w:gridCol w:w="10080"/>
+      </w:tblGrid>
+      <w:tr>
+        <w:tc>
+          <w:tcPr>
+            <w:tcW w:type="dxa" w:w="10080"/>
+            <w:shd w:fill="FFF5F5"/>
+            <w:tcMar>
+              <w:top w:w="100" w:type="dxa"/>
+              <w:bottom w:w="100" w:type="dxa"/>
+              <w:left w:w="150" w:type="dxa"/>
+              <w:right w:w="150" w:type="dxa"/>
+            </w:tcMar>
+          </w:tcPr>
+          <w:p>
+            <w:r>
+              <w:rPr>
+                <w:b/>
+                <w:color w:val="C53030"/>
+                <w:sz w:val="19"/>
+              </w:rPr>
+              <w:t xml:space="preserve">⚠️ Common Trap / JEE Pitfall: </w:t>
+            </w:r>
+            <w:r>
+              <w:rPr>
+                <w:color w:val="2D3748"/>
+                <w:sz w:val="19"/>
+              </w:rPr>
+              <w:t>Read questions carefully for keywords like 'incorrect', 'not true', or non-standard conditions.</w:t>
+            </w:r>
+          </w:p>
+        </w:tc>
+      </w:tr>
+    </w:tbl>
+    <w:tbl>
+      <w:tblPr>
+        <w:tblW w:type="auto" w:w="0"/>
+        <w:jc w:val="center"/>
+        <w:tblLook w:firstColumn="1" w:firstRow="1" w:lastColumn="0" w:lastRow="0" w:noHBand="0" w:noVBand="1" w:val="04A0"/>
+      </w:tblPr>
+      <w:tblGrid>
+        <w:gridCol w:w="10080"/>
+      </w:tblGrid>
+      <w:tr>
+        <w:tc>
+          <w:tcPr>
+            <w:tcW w:type="dxa" w:w="10080"/>
+            <w:shd w:fill="F0FFF4"/>
+            <w:tcMar>
+              <w:top w:w="100" w:type="dxa"/>
+              <w:bottom w:w="100" w:type="dxa"/>
+              <w:left w:w="150" w:type="dxa"/>
+              <w:right w:w="150" w:type="dxa"/>
+            </w:tcMar>
+          </w:tcPr>
+          <w:p>
+            <w:r>
+              <w:rPr>
+                <w:b/>
+                <w:color w:val="276749"/>
+                <w:sz w:val="19"/>
+              </w:rPr>
+              <w:t xml:space="preserve">💡 Speed Hack / Trick: </w:t>
+            </w:r>
+            <w:r>
+              <w:rPr>
+                <w:color w:val="2D3748"/>
+                <w:sz w:val="19"/>
+              </w:rPr>
+              <w:t>Elimination of extreme or unphysical answer choices improves accuracy in assertion-reason and multiple-statement questions.</w:t>
+            </w:r>
+          </w:p>
+        </w:tc>
+      </w:tr>
+    </w:tbl>
+    <w:p>
+      <w:pPr>
+        <w:spacing w:before="120" w:after="40"/>
+      </w:pPr>
+      <w:r>
+        <w:rPr>
+          <w:b/>
+          <w:color w:val="1A365D"/>
+          <w:sz w:val="19"/>
+        </w:rPr>
+        <w:t>Source PYQs testing this concept:</w:t>
+      </w:r>
+    </w:p>
+    <w:p>
+      <w:pPr>
+        <w:pStyle w:val="ListBullet"/>
+        <w:spacing w:after="40"/>
+      </w:pPr>
+      <w:r>
+        <w:rPr>
+          <w:b/>
+          <w:sz w:val="18"/>
+        </w:rPr>
+        <w:t xml:space="preserve">[2023 Evening Shift] Q#1 (MCQ): </w:t>
+      </w:r>
+      <w:r>
+        <w:rPr>
+          <w:sz w:val="18"/>
+        </w:rPr>
+        <w:t xml:space="preserve">"Which of the following compounds is an example of Freon?..."  </w:t>
+      </w:r>
+      <w:r>
+        <w:rPr>
+          <w:b/>
+          <w:color w:val="2B6CB0"/>
+          <w:sz w:val="18"/>
+        </w:rPr>
+        <w:t>[Ans: N/A]</w:t>
+      </w:r>
+    </w:p>
+    <w:p>
+      <w:pPr>
+        <w:pStyle w:val="ListBullet"/>
+        <w:spacing w:after="40"/>
+      </w:pPr>
+      <w:r>
+        <w:rPr>
+          <w:b/>
+          <w:sz w:val="18"/>
+        </w:rPr>
+        <w:t xml:space="preserve">[2023 Evening Shift] Q#1 (MCQ): </w:t>
+      </w:r>
+      <w:r>
+        <w:rPr>
+          <w:sz w:val="18"/>
+        </w:rPr>
+        <w:t xml:space="preserve">"Which of these reactions is not a part of breakdown of ozone in stratosphere?..."  </w:t>
+      </w:r>
+      <w:r>
+        <w:rPr>
+          <w:b/>
+          <w:color w:val="2B6CB0"/>
+          <w:sz w:val="18"/>
+        </w:rPr>
+        <w:t>[Ans: N/A]</w:t>
+      </w:r>
+    </w:p>
+    <w:p>
+      <w:pPr>
+        <w:pStyle w:val="ListBullet"/>
+        <w:spacing w:after="40"/>
+      </w:pPr>
+      <w:r>
+        <w:rPr>
+          <w:b/>
+          <w:sz w:val="18"/>
+        </w:rPr>
+        <w:t xml:space="preserve">[2023 Morning Shift] Q#2 (MCQ): </w:t>
+      </w:r>
+      <w:r>
+        <w:rPr>
+          <w:sz w:val="18"/>
+        </w:rPr>
+        <w:t xml:space="preserve">"Given below are two statements: Statement I : If BOD is 4 ppm and dissolved oxygen is 8 ppm, then it is a good quality water. Statement II :..."  </w:t>
+      </w:r>
+      <w:r>
+        <w:rPr>
+          <w:b/>
+          <w:color w:val="2B6CB0"/>
+          <w:sz w:val="18"/>
+        </w:rPr>
+        <w:t>[Ans: N/A]</w:t>
+      </w:r>
+    </w:p>
+    <w:p>
+      <w:pPr>
+        <w:spacing w:after="120"/>
+      </w:pPr>
+    </w:p>
+    <w:p>
+      <w:pPr>
+        <w:pStyle w:val="Heading2"/>
+      </w:pPr>
+      <w:r>
+        <w:rPr>
+          <w:color w:val="2B6CB0"/>
+          <w:sz w:val="24"/>
+        </w:rPr>
+        <w:t>3.3 Environmental Chemistry — Standard Calculations &amp; Problem Archetypes (Moderate Yield — 7 PYQs)</w:t>
       </w:r>
     </w:p>
     <w:p>
@@ -727,13 +1143,13 @@
           <w:b/>
           <w:sz w:val="18"/>
         </w:rPr>
-        <w:t xml:space="preserve">[2023 Evening Shift] Q#1 (MCQ): </w:t>
+        <w:t xml:space="preserve">[2023 Morning Shift] Q#2 (MCQ): </w:t>
       </w:r>
       <w:r>
         <w:rPr>
           <w:sz w:val="18"/>
         </w:rPr>
-        <w:t xml:space="preserve">"The concentration of dissolved Oxygen in water for growth of fish should be more than \underset-X ppm and Biochemical Oxygen Demand in..."  </w:t>
+        <w:t xml:space="preserve">"Given below are two statements: Statement I : If BOD is 4 ppm and dissolved oxygen is 8 ppm, then it is a good quality water. Statement II :..."  </w:t>
       </w:r>
       <w:r>
         <w:rPr>
@@ -754,402 +1170,13 @@
           <w:b/>
           <w:sz w:val="18"/>
         </w:rPr>
-        <w:t xml:space="preserve">[2023 Morning Shift] Q#1 (MCQ): </w:t>
+        <w:t xml:space="preserve">[2022 Evening Shift] Q#2 (MCQ): </w:t>
       </w:r>
       <w:r>
         <w:rPr>
           <w:sz w:val="18"/>
         </w:rPr>
-        <w:t xml:space="preserve">"Which of the following is true about freons?..."  </w:t>
-      </w:r>
-      <w:r>
-        <w:rPr>
-          <w:b/>
-          <w:color w:val="2B6CB0"/>
-          <w:sz w:val="18"/>
-        </w:rPr>
-        <w:t>[Ans: N/A]</w:t>
-      </w:r>
-    </w:p>
-    <w:p>
-      <w:pPr>
-        <w:pStyle w:val="ListBullet"/>
-        <w:spacing w:after="40"/>
-      </w:pPr>
-      <w:r>
-        <w:rPr>
-          <w:b/>
-          <w:sz w:val="18"/>
-        </w:rPr>
-        <w:t xml:space="preserve">[2023 Morning Shift] Q#2 (MCQ): </w:t>
-      </w:r>
-      <w:r>
-        <w:rPr>
-          <w:sz w:val="18"/>
-        </w:rPr>
-        <w:t xml:space="preserve">"Given below are two statements: Statement I : If BOD is 4 ppm and dissolved oxygen is 8 ppm, then it is a good quality water. Statement II :..."  </w:t>
-      </w:r>
-      <w:r>
-        <w:rPr>
-          <w:b/>
-          <w:color w:val="2B6CB0"/>
-          <w:sz w:val="18"/>
-        </w:rPr>
-        <w:t>[Ans: N/A]</w:t>
-      </w:r>
-    </w:p>
-    <w:p>
-      <w:pPr>
-        <w:spacing w:after="120"/>
-      </w:pPr>
-    </w:p>
-    <w:p>
-      <w:pPr>
-        <w:pStyle w:val="Heading2"/>
-      </w:pPr>
-      <w:r>
-        <w:rPr>
-          <w:color w:val="2B6CB0"/>
-          <w:sz w:val="24"/>
-        </w:rPr>
-        <w:t>3.2 Environmental Chemistry — Applied Cases, Reactions &amp; Traps (Very High Yield — 41 PYQs)</w:t>
-      </w:r>
-    </w:p>
-    <w:p>
-      <w:r>
-        <w:rPr>
-          <w:b/>
-          <w:sz w:val="20"/>
-        </w:rPr>
-        <w:t xml:space="preserve">Core Principle: </w:t>
-      </w:r>
-      <w:r>
-        <w:rPr>
-          <w:sz w:val="20"/>
-        </w:rPr>
-        <w:t>Special cases, experimental observations, and conceptual traps designed to test deep understanding of Environmental Chemistry.</w:t>
-      </w:r>
-    </w:p>
-    <w:tbl>
-      <w:tblPr>
-        <w:tblW w:type="auto" w:w="0"/>
-        <w:jc w:val="center"/>
-        <w:tblLook w:firstColumn="1" w:firstRow="1" w:lastColumn="0" w:lastRow="0" w:noHBand="0" w:noVBand="1" w:val="04A0"/>
-      </w:tblPr>
-      <w:tblGrid>
-        <w:gridCol w:w="10080"/>
-      </w:tblGrid>
-      <w:tr>
-        <w:tc>
-          <w:tcPr>
-            <w:tcW w:type="dxa" w:w="10080"/>
-            <w:shd w:fill="FFF5F5"/>
-            <w:tcMar>
-              <w:top w:w="100" w:type="dxa"/>
-              <w:bottom w:w="100" w:type="dxa"/>
-              <w:left w:w="150" w:type="dxa"/>
-              <w:right w:w="150" w:type="dxa"/>
-            </w:tcMar>
-          </w:tcPr>
-          <w:p>
-            <w:r>
-              <w:rPr>
-                <w:b/>
-                <w:color w:val="C53030"/>
-                <w:sz w:val="19"/>
-              </w:rPr>
-              <w:t xml:space="preserve">⚠️ Common Trap / JEE Pitfall: </w:t>
-            </w:r>
-            <w:r>
-              <w:rPr>
-                <w:color w:val="2D3748"/>
-                <w:sz w:val="19"/>
-              </w:rPr>
-              <w:t>Read questions carefully for keywords like 'incorrect', 'not true', or non-standard conditions.</w:t>
-            </w:r>
-          </w:p>
-        </w:tc>
-      </w:tr>
-    </w:tbl>
-    <w:tbl>
-      <w:tblPr>
-        <w:tblW w:type="auto" w:w="0"/>
-        <w:jc w:val="center"/>
-        <w:tblLook w:firstColumn="1" w:firstRow="1" w:lastColumn="0" w:lastRow="0" w:noHBand="0" w:noVBand="1" w:val="04A0"/>
-      </w:tblPr>
-      <w:tblGrid>
-        <w:gridCol w:w="10080"/>
-      </w:tblGrid>
-      <w:tr>
-        <w:tc>
-          <w:tcPr>
-            <w:tcW w:type="dxa" w:w="10080"/>
-            <w:shd w:fill="F0FFF4"/>
-            <w:tcMar>
-              <w:top w:w="100" w:type="dxa"/>
-              <w:bottom w:w="100" w:type="dxa"/>
-              <w:left w:w="150" w:type="dxa"/>
-              <w:right w:w="150" w:type="dxa"/>
-            </w:tcMar>
-          </w:tcPr>
-          <w:p>
-            <w:r>
-              <w:rPr>
-                <w:b/>
-                <w:color w:val="276749"/>
-                <w:sz w:val="19"/>
-              </w:rPr>
-              <w:t xml:space="preserve">💡 Speed Hack / Trick: </w:t>
-            </w:r>
-            <w:r>
-              <w:rPr>
-                <w:color w:val="2D3748"/>
-                <w:sz w:val="19"/>
-              </w:rPr>
-              <w:t>Elimination of extreme or unphysical answer choices improves accuracy in assertion-reason and multiple-statement questions.</w:t>
-            </w:r>
-          </w:p>
-        </w:tc>
-      </w:tr>
-    </w:tbl>
-    <w:p>
-      <w:pPr>
-        <w:spacing w:before="120" w:after="40"/>
-      </w:pPr>
-      <w:r>
-        <w:rPr>
-          <w:b/>
-          <w:color w:val="1A365D"/>
-          <w:sz w:val="19"/>
-        </w:rPr>
-        <w:t>Source PYQs testing this concept:</w:t>
-      </w:r>
-    </w:p>
-    <w:p>
-      <w:pPr>
-        <w:pStyle w:val="ListBullet"/>
-        <w:spacing w:after="40"/>
-      </w:pPr>
-      <w:r>
-        <w:rPr>
-          <w:b/>
-          <w:sz w:val="18"/>
-        </w:rPr>
-        <w:t xml:space="preserve">[2023 Morning Shift] Q#1 (MCQ): </w:t>
-      </w:r>
-      <w:r>
-        <w:rPr>
-          <w:sz w:val="18"/>
-        </w:rPr>
-        <w:t xml:space="preserve">"The possibility of photochemical smog formation will be minimum at :..."  </w:t>
-      </w:r>
-      <w:r>
-        <w:rPr>
-          <w:b/>
-          <w:color w:val="2B6CB0"/>
-          <w:sz w:val="18"/>
-        </w:rPr>
-        <w:t>[Ans: N/A]</w:t>
-      </w:r>
-    </w:p>
-    <w:p>
-      <w:pPr>
-        <w:pStyle w:val="ListBullet"/>
-        <w:spacing w:after="40"/>
-      </w:pPr>
-      <w:r>
-        <w:rPr>
-          <w:b/>
-          <w:sz w:val="18"/>
-        </w:rPr>
-        <w:t xml:space="preserve">[2023 Evening Shift] Q#1 (MCQ): </w:t>
-      </w:r>
-      <w:r>
-        <w:rPr>
-          <w:sz w:val="18"/>
-        </w:rPr>
-        <w:t xml:space="preserve">"Which of the following compounds is an example of Freon?..."  </w:t>
-      </w:r>
-      <w:r>
-        <w:rPr>
-          <w:b/>
-          <w:color w:val="2B6CB0"/>
-          <w:sz w:val="18"/>
-        </w:rPr>
-        <w:t>[Ans: N/A]</w:t>
-      </w:r>
-    </w:p>
-    <w:p>
-      <w:pPr>
-        <w:pStyle w:val="ListBullet"/>
-        <w:spacing w:after="40"/>
-      </w:pPr>
-      <w:r>
-        <w:rPr>
-          <w:b/>
-          <w:sz w:val="18"/>
-        </w:rPr>
-        <w:t xml:space="preserve">[2023 Evening Shift] Q#1 (MCQ): </w:t>
-      </w:r>
-      <w:r>
-        <w:rPr>
-          <w:sz w:val="18"/>
-        </w:rPr>
-        <w:t xml:space="preserve">"Which of these reactions is not a part of breakdown of ozone in stratosphere?..."  </w:t>
-      </w:r>
-      <w:r>
-        <w:rPr>
-          <w:b/>
-          <w:color w:val="2B6CB0"/>
-          <w:sz w:val="18"/>
-        </w:rPr>
-        <w:t>[Ans: N/A]</w:t>
-      </w:r>
-    </w:p>
-    <w:p>
-      <w:pPr>
-        <w:spacing w:after="120"/>
-      </w:pPr>
-    </w:p>
-    <w:p>
-      <w:pPr>
-        <w:pStyle w:val="Heading2"/>
-      </w:pPr>
-      <w:r>
-        <w:rPr>
-          <w:color w:val="2B6CB0"/>
-          <w:sz w:val="24"/>
-        </w:rPr>
-        <w:t>3.3 Environmental Chemistry — Core Principles &amp; Governing Laws (High Yield — 13 PYQs)</w:t>
-      </w:r>
-    </w:p>
-    <w:p>
-      <w:r>
-        <w:rPr>
-          <w:b/>
-          <w:sz w:val="20"/>
-        </w:rPr>
-        <w:t xml:space="preserve">Core Principle: </w:t>
-      </w:r>
-      <w:r>
-        <w:rPr>
-          <w:sz w:val="20"/>
-        </w:rPr>
-        <w:t>Fundamental definitions, core postulates, and governing physical/chemical relations in Environmental Chemistry.</w:t>
-      </w:r>
-    </w:p>
-    <w:tbl>
-      <w:tblPr>
-        <w:tblW w:type="auto" w:w="0"/>
-        <w:jc w:val="center"/>
-        <w:tblLook w:firstColumn="1" w:firstRow="1" w:lastColumn="0" w:lastRow="0" w:noHBand="0" w:noVBand="1" w:val="04A0"/>
-      </w:tblPr>
-      <w:tblGrid>
-        <w:gridCol w:w="10080"/>
-      </w:tblGrid>
-      <w:tr>
-        <w:tc>
-          <w:tcPr>
-            <w:tcW w:type="dxa" w:w="10080"/>
-            <w:shd w:fill="FFF5F5"/>
-            <w:tcMar>
-              <w:top w:w="100" w:type="dxa"/>
-              <w:bottom w:w="100" w:type="dxa"/>
-              <w:left w:w="150" w:type="dxa"/>
-              <w:right w:w="150" w:type="dxa"/>
-            </w:tcMar>
-          </w:tcPr>
-          <w:p>
-            <w:r>
-              <w:rPr>
-                <w:b/>
-                <w:color w:val="C53030"/>
-                <w:sz w:val="19"/>
-              </w:rPr>
-              <w:t xml:space="preserve">⚠️ Common Trap / JEE Pitfall: </w:t>
-            </w:r>
-            <w:r>
-              <w:rPr>
-                <w:color w:val="2D3748"/>
-                <w:sz w:val="19"/>
-              </w:rPr>
-              <w:t>Carefully verify units, standard reference states, and sign conventions in Environmental Chemistry.</w:t>
-            </w:r>
-          </w:p>
-        </w:tc>
-      </w:tr>
-    </w:tbl>
-    <w:tbl>
-      <w:tblPr>
-        <w:tblW w:type="auto" w:w="0"/>
-        <w:jc w:val="center"/>
-        <w:tblLook w:firstColumn="1" w:firstRow="1" w:lastColumn="0" w:lastRow="0" w:noHBand="0" w:noVBand="1" w:val="04A0"/>
-      </w:tblPr>
-      <w:tblGrid>
-        <w:gridCol w:w="10080"/>
-      </w:tblGrid>
-      <w:tr>
-        <w:tc>
-          <w:tcPr>
-            <w:tcW w:type="dxa" w:w="10080"/>
-            <w:shd w:fill="F0FFF4"/>
-            <w:tcMar>
-              <w:top w:w="100" w:type="dxa"/>
-              <w:bottom w:w="100" w:type="dxa"/>
-              <w:left w:w="150" w:type="dxa"/>
-              <w:right w:w="150" w:type="dxa"/>
-            </w:tcMar>
-          </w:tcPr>
-          <w:p>
-            <w:r>
-              <w:rPr>
-                <w:b/>
-                <w:color w:val="276749"/>
-                <w:sz w:val="19"/>
-              </w:rPr>
-              <w:t xml:space="preserve">💡 Speed Hack / Trick: </w:t>
-            </w:r>
-            <w:r>
-              <w:rPr>
-                <w:color w:val="2D3748"/>
-                <w:sz w:val="19"/>
-              </w:rPr>
-              <w:t>Focus on high-yield formulas and standard limiting approximations tested in Environmental Chemistry PYQs.</w:t>
-            </w:r>
-          </w:p>
-        </w:tc>
-      </w:tr>
-    </w:tbl>
-    <w:p>
-      <w:pPr>
-        <w:spacing w:before="120" w:after="40"/>
-      </w:pPr>
-      <w:r>
-        <w:rPr>
-          <w:b/>
-          <w:color w:val="1A365D"/>
-          <w:sz w:val="19"/>
-        </w:rPr>
-        <w:t>Source PYQs testing this concept:</w:t>
-      </w:r>
-    </w:p>
-    <w:p>
-      <w:pPr>
-        <w:pStyle w:val="ListBullet"/>
-        <w:spacing w:after="40"/>
-      </w:pPr>
-      <w:r>
-        <w:rPr>
-          <w:b/>
-          <w:sz w:val="18"/>
-        </w:rPr>
-        <w:t xml:space="preserve">[2023 Evening Shift] Q#3 (MCQ): </w:t>
-      </w:r>
-      <w:r>
-        <w:rPr>
-          <w:sz w:val="18"/>
-        </w:rPr>
-        <w:t xml:space="preserve">"The water quality of a pond was analyzed and its BOD was found to be 4. The pond has :..."  </w:t>
+        <w:t xml:space="preserve">"Given below are two statements : One is labelled as Assertion A and the other is labelled as Reason R. Assertion A : Polluted water may have..."  </w:t>
       </w:r>
       <w:r>
         <w:rPr>
@@ -1176,34 +1203,7 @@
         <w:rPr>
           <w:sz w:val="18"/>
         </w:rPr>
-        <w:t xml:space="preserve">"The eutrophication of water body results in :..."  </w:t>
-      </w:r>
-      <w:r>
-        <w:rPr>
-          <w:b/>
-          <w:color w:val="2B6CB0"/>
-          <w:sz w:val="18"/>
-        </w:rPr>
-        <w:t>[Ans: N/A]</w:t>
-      </w:r>
-    </w:p>
-    <w:p>
-      <w:pPr>
-        <w:pStyle w:val="ListBullet"/>
-        <w:spacing w:after="40"/>
-      </w:pPr>
-      <w:r>
-        <w:rPr>
-          <w:b/>
-          <w:sz w:val="18"/>
-        </w:rPr>
-        <w:t xml:space="preserve">[2021 Morning Shift] Q#3 (MCQ): </w:t>
-      </w:r>
-      <w:r>
-        <w:rPr>
-          <w:sz w:val="18"/>
-        </w:rPr>
-        <w:t xml:space="preserve">"BOD values (in ppm) for clean water (A) and polluted water (B) are expected respectively :..."  </w:t>
+        <w:t xml:space="preserve">"Given below are two statements: Statement I : In polluted water values of both dissolved oxygen and BOD are very low. Statement II : Eutro..."  </w:t>
       </w:r>
       <w:r>
         <w:rPr>
@@ -1362,7 +1362,7 @@
           <w:color w:val="1A365D"/>
           <w:sz w:val="22"/>
         </w:rPr>
-        <w:t>Benchmark Problem 2: JEE Main 2023 (Online) 24th January Morning Shift (Q#1)</w:t>
+        <w:t>Benchmark Problem 2: JEE Main 2023 (Online) 11th April Evening Shift (Q#1)</w:t>
       </w:r>
     </w:p>
     <w:p>
@@ -1373,7 +1373,7 @@
         <w:rPr>
           <w:sz w:val="20"/>
         </w:rPr>
-        <w:t>Which of the following is true about freons?</w:t>
+        <w:t>Which of the following compounds is an example of Freon?</w:t>
       </w:r>
     </w:p>
     <w:p>
@@ -1385,7 +1385,7 @@
         <w:rPr>
           <w:sz w:val="19"/>
         </w:rPr>
-        <w:t>(A) These are radicals of chlorine and chlorine monoxide</w:t>
+        <w:t>(A) C_(2)H_(2)F_(2)</w:t>
       </w:r>
     </w:p>
     <w:p>
@@ -1397,7 +1397,7 @@
         <w:rPr>
           <w:sz w:val="19"/>
         </w:rPr>
-        <w:t>(B) These are chemicals causing skin cancer</w:t>
+        <w:t>(B) C_(2)HF_(3)</w:t>
       </w:r>
     </w:p>
     <w:p>
@@ -1409,7 +1409,7 @@
         <w:rPr>
           <w:sz w:val="19"/>
         </w:rPr>
-        <w:t>(C) All radicals are called freons</w:t>
+        <w:t>(C) C_(2)F_(4)</w:t>
       </w:r>
     </w:p>
     <w:p>
@@ -1421,7 +1421,7 @@
         <w:rPr>
           <w:sz w:val="19"/>
         </w:rPr>
-        <w:t>(D) These are chlorofluorocarbon compounds</w:t>
+        <w:t>(D) C_(2)Cl_(2)F_(2)</w:t>
       </w:r>
     </w:p>
     <w:tbl>
@@ -1462,7 +1462,7 @@
               </w:rPr>
               <w:t>Solution Analysis:</w:t>
               <w:br/>
-              <w:t>Freons are a family of chlorofluorocarbon (CFC) compounds, which are chemicals that contain chlorine, fluorine, and carbon atoms. They are used in a variety of applications, including refrigeration and air conditioning, as well as in aerosol spray cans.</w:t>
+              <w:t>Freons are a class of compounds which are also known as chlorofluorocarbons (CFCs). As the name suggests, these compounds contain carbon, chlorine, and fluorine atoms. So the compound that is an example of a Freon from the options given is : Option D : C_(2)Cl_(2)F_(2) This compound contains both chlorine and fluorine atoms bonded to carbon, and is therefore a CFC or a Freon.</w:t>
             </w:r>
           </w:p>
         </w:tc>
@@ -1483,7 +1483,7 @@
           <w:color w:val="1A365D"/>
           <w:sz w:val="22"/>
         </w:rPr>
-        <w:t>Benchmark Problem 3: JEE Main 2022 (Online) 25th June Morning Shift (Q#3)</w:t>
+        <w:t>Benchmark Problem 3: JEE Main 2023 (Online) 11th April Morning Shift (Q#2)</w:t>
       </w:r>
     </w:p>
     <w:p>
@@ -1494,7 +1494,7 @@
         <w:rPr>
           <w:sz w:val="20"/>
         </w:rPr>
-        <w:t>The eutrophication of water body results in :</w:t>
+        <w:t>Given below are two statements: Statement I : If BOD is 4 ppm and dissolved oxygen is 8 ppm, then it is a good quality water. Statement II : If the concentration of zinc and nitrate salts are 5ppm each, then it can be a good quality water. In the light of the above statements, choose the most appropriate answer from the options given below :</w:t>
       </w:r>
     </w:p>
     <w:p>
@@ -1506,7 +1506,7 @@
         <w:rPr>
           <w:sz w:val="19"/>
         </w:rPr>
-        <w:t>(A) loss of Biodiversity.</w:t>
+        <w:t>(A) Statement I is incorrect but Statement II is correct</w:t>
       </w:r>
     </w:p>
     <w:p>
@@ -1518,7 +1518,7 @@
         <w:rPr>
           <w:sz w:val="19"/>
         </w:rPr>
-        <w:t>(B) breakdown of organic matter.</w:t>
+        <w:t>(B) Both the statements I and II are incorrect</w:t>
       </w:r>
     </w:p>
     <w:p>
@@ -1530,7 +1530,7 @@
         <w:rPr>
           <w:sz w:val="19"/>
         </w:rPr>
-        <w:t>(C) increase in biodiversity.</w:t>
+        <w:t>(C) Both the statements I and II are correct</w:t>
       </w:r>
     </w:p>
     <w:p>
@@ -1542,7 +1542,7 @@
         <w:rPr>
           <w:sz w:val="19"/>
         </w:rPr>
-        <w:t>(D) decrease in BOD.</w:t>
+        <w:t>(D) Statement I is correct but Statement II is incorrect</w:t>
       </w:r>
     </w:p>
     <w:tbl>
@@ -1583,15 +1583,7 @@
               </w:rPr>
               <w:t>Solution Analysis:</w:t>
               <w:br/>
-              <w:t>Eutrophication is the process in which nutrient</w:t>
-              <w:br/>
-              <w:t>enriched water bodies support a dense plant</w:t>
-              <w:br/>
-              <w:t>population, which kills animal life by depriving it of</w:t>
-              <w:br/>
-              <w:t>oxygen and results in subsequent loss of</w:t>
-              <w:br/>
-              <w:t>biodiversity.</w:t>
+              <w:t>Statement I : If BOD is 4 ppm and dissolved oxygen is 8 ppm, then it is a good quality water. Statement II : If the concentration of zinc and nitrate salts are 5 ppm each, then it can be a good quality water. The Biochemical Oxygen Demand (BOD) measures the quantity of oxygen used by microorganisms in the oxidation of organic matter. Lower values of BOD indicate better water quality. A BOD value of less than 5 ppm indicates good quality water. Therefore, in Statement I, the BOD value of 4 ppm indicates good water quality. Dissolved oxygen (DO) refers to the level of free, non-compound oxygen present in water. DO levels above 5-6 ppm are generally good for aquatic life. In Statement I, the DO level of 8 ppm suggests the water is of good quality. The concentration of zinc in clean water should not exceed 5 ppm and the concentration of nitrates should not exceed 50 ppm. In Statement II, both zinc and nitrate concentrations are given as 5 ppm, which are within their respective permissible limits, therefore suggesting the water can be of good quality. Hence, based on this analysis : Option C : Both the statements I and II are correct.</w:t>
             </w:r>
           </w:p>
         </w:tc>
